--- a/Tailored_CVs/Shinoy_ilionx_Robotic_Process_Automation_Consultant.docx
+++ b/Tailored_CVs/Shinoy_ilionx_Robotic_Process_Automation_Consultant.docx
@@ -4,298 +4,685 @@
   <w:body>
     <w:p>
       <w:pPr>
-        <w:pStyle w:val="Title"/>
+        <w:spacing w:before="0" w:after="0"/>
       </w:pPr>
       <w:r>
+        <w:rPr>
+          <w:rFonts w:ascii="Calibri" w:hAnsi="Calibri"/>
+          <w:b/>
+          <w:color w:val="1B3A5C"/>
+          <w:sz w:val="40"/>
+        </w:rPr>
         <w:t>SHINOY TICKU</w:t>
       </w:r>
     </w:p>
     <w:p>
+      <w:pPr>
+        <w:spacing w:before="0" w:after="40"/>
+      </w:pPr>
       <w:r>
-        <w:t>QA Automation Engineer</w:t>
+        <w:rPr>
+          <w:rFonts w:ascii="Calibri" w:hAnsi="Calibri"/>
+          <w:b/>
+          <w:color w:val="1F5C96"/>
+          <w:sz w:val="24"/>
+        </w:rPr>
+        <w:t>Robotic Process Automation Consultant</w:t>
       </w:r>
     </w:p>
     <w:p>
+      <w:pPr>
+        <w:spacing w:before="0" w:after="120"/>
+      </w:pPr>
       <w:r>
+        <w:rPr>
+          <w:rFonts w:ascii="Calibri" w:hAnsi="Calibri"/>
+          <w:b w:val="0"/>
+          <w:sz w:val="18"/>
+        </w:rPr>
         <w:t>06 3090 5555  |  shinoy1010@gmail.com  |  Amstelveen, NL  |  EU Residence Permit Holder</w:t>
       </w:r>
     </w:p>
     <w:p>
       <w:pPr>
-        <w:pStyle w:val="Heading1"/>
+        <w:spacing w:before="160" w:after="60"/>
+        <w:pBdr>
+          <w:bottom w:val="single" w:sz="4" w:space="1" w:color="1B3A5C"/>
+        </w:pBdr>
       </w:pPr>
       <w:r>
-        <w:t xml:space="preserve"> PROFESSIONAL SUMMARY</w:t>
-      </w:r>
-    </w:p>
-    <w:p>
-      <w:r>
-        <w:t>QA Automation Engineer with over 8 years of experience building scalable automation frameworks and optimizing technical processes for financial and enterprise clients. Proficient in programming, continuous integration, and translating complex business workflows into reliable automated solutions. Holds a valid EU residence permit and is based in Amstelveen, ready to contribute to impactful hyperautomation projects.</w:t>
+        <w:rPr>
+          <w:rFonts w:ascii="Calibri" w:hAnsi="Calibri"/>
+          <w:b/>
+          <w:color w:val="1B3A5C"/>
+          <w:sz w:val="22"/>
+        </w:rPr>
+        <w:t>PROFESSIONAL SUMMARY</w:t>
       </w:r>
     </w:p>
     <w:p>
       <w:pPr>
-        <w:pStyle w:val="Heading1"/>
+        <w:spacing w:before="0" w:after="120"/>
       </w:pPr>
       <w:r>
-        <w:t xml:space="preserve"> KEY QUALIFICATIONS FOR TARGET ROLE</w:t>
-      </w:r>
-    </w:p>
-    <w:p>
-      <w:r>
-        <w:t>▸ Developed and maintained robust automation frameworks using Java, Selenium, and TypeScript Playwright, improving execution efficiency by 20%.</w:t>
-      </w:r>
-    </w:p>
-    <w:p>
-      <w:r>
-        <w:t>▸ Built and managed automated CI/CD pipelines with Jenkins, AWS, and Terraform to ensure seamless test execution and reliable environment provisioning.</w:t>
-      </w:r>
-    </w:p>
-    <w:p>
-      <w:r>
-        <w:t>▸ Collaborated closely with crossfunctional teams and product owners to translate complex business workflows into structured technical solutions.</w:t>
-      </w:r>
-    </w:p>
-    <w:p>
-      <w:r>
-        <w:t>▸ Automated redundant operational tasks and documented clear standard operating procedures to increase overall team efficiency and process clarity.</w:t>
+        <w:rPr>
+          <w:rFonts w:ascii="Calibri" w:hAnsi="Calibri"/>
+          <w:b w:val="0"/>
+          <w:sz w:val="19"/>
+        </w:rPr>
+        <w:t>I am a QA automation engineer with over 8 years of experience building reliable testing frameworks and streamlining workflows with tools like Selenium, Playwright, and Java. I enjoy collaborating with teams to turn complex requirements into working automated solutions. Recently, I have also used AI tools like Gemini Code Assist to speed up script generation and deployment tasks. I am eager to apply my programming and analytical skills to help build smart automation solutions at ilionx.</w:t>
       </w:r>
     </w:p>
     <w:p>
       <w:pPr>
-        <w:pStyle w:val="Heading1"/>
+        <w:spacing w:before="160" w:after="60"/>
+        <w:pBdr>
+          <w:bottom w:val="single" w:sz="4" w:space="1" w:color="1B3A5C"/>
+        </w:pBdr>
       </w:pPr>
       <w:r>
-        <w:t xml:space="preserve"> CORE COMPETENCIES</w:t>
+        <w:rPr>
+          <w:rFonts w:ascii="Calibri" w:hAnsi="Calibri"/>
+          <w:b/>
+          <w:color w:val="1B3A5C"/>
+          <w:sz w:val="22"/>
+        </w:rPr>
+        <w:t>CORE COMPETENCIES</w:t>
       </w:r>
     </w:p>
     <w:p>
+      <w:pPr>
+        <w:tabs>
+          <w:tab w:pos="2448" w:val="left"/>
+        </w:tabs>
+        <w:spacing w:before="0" w:after="20"/>
+      </w:pPr>
       <w:r>
+        <w:rPr>
+          <w:rFonts w:ascii="Calibri" w:hAnsi="Calibri"/>
+          <w:b/>
+          <w:color w:val="1B3A5C"/>
+          <w:sz w:val="18"/>
+        </w:rPr>
         <w:t>DevOps &amp; Cloud:</w:t>
+      </w:r>
+      <w:r>
+        <w:rPr>
+          <w:rFonts w:ascii="Calibri" w:hAnsi="Calibri"/>
+          <w:b w:val="0"/>
+          <w:sz w:val="18"/>
+        </w:rPr>
         <w:tab/>
         <w:t>AWS · Docker · Kubernetes · Terraform · Ansible · Linux · Bash</w:t>
       </w:r>
     </w:p>
     <w:p>
+      <w:pPr>
+        <w:tabs>
+          <w:tab w:pos="2448" w:val="left"/>
+        </w:tabs>
+        <w:spacing w:before="0" w:after="20"/>
+      </w:pPr>
       <w:r>
+        <w:rPr>
+          <w:rFonts w:ascii="Calibri" w:hAnsi="Calibri"/>
+          <w:b/>
+          <w:color w:val="1B3A5C"/>
+          <w:sz w:val="18"/>
+        </w:rPr>
         <w:t>CI/CD &amp; Config:</w:t>
+      </w:r>
+      <w:r>
+        <w:rPr>
+          <w:rFonts w:ascii="Calibri" w:hAnsi="Calibri"/>
+          <w:b w:val="0"/>
+          <w:sz w:val="18"/>
+        </w:rPr>
         <w:tab/>
         <w:t>Jenkins · Git</w:t>
       </w:r>
     </w:p>
     <w:p>
+      <w:pPr>
+        <w:tabs>
+          <w:tab w:pos="2448" w:val="left"/>
+        </w:tabs>
+        <w:spacing w:before="0" w:after="20"/>
+      </w:pPr>
       <w:r>
+        <w:rPr>
+          <w:rFonts w:ascii="Calibri" w:hAnsi="Calibri"/>
+          <w:b/>
+          <w:color w:val="1B3A5C"/>
+          <w:sz w:val="18"/>
+        </w:rPr>
         <w:t>QA Automation:</w:t>
+      </w:r>
+      <w:r>
+        <w:rPr>
+          <w:rFonts w:ascii="Calibri" w:hAnsi="Calibri"/>
+          <w:b w:val="0"/>
+          <w:sz w:val="18"/>
+        </w:rPr>
         <w:tab/>
         <w:t>Java Selenium · Playwright · BDD Cucumber · TDD · Python · TestNG</w:t>
       </w:r>
     </w:p>
     <w:p>
+      <w:pPr>
+        <w:tabs>
+          <w:tab w:pos="2448" w:val="left"/>
+        </w:tabs>
+        <w:spacing w:before="0" w:after="20"/>
+      </w:pPr>
       <w:r>
+        <w:rPr>
+          <w:rFonts w:ascii="Calibri" w:hAnsi="Calibri"/>
+          <w:b/>
+          <w:color w:val="1B3A5C"/>
+          <w:sz w:val="18"/>
+        </w:rPr>
         <w:t>Database &amp; API:</w:t>
+      </w:r>
+      <w:r>
+        <w:rPr>
+          <w:rFonts w:ascii="Calibri" w:hAnsi="Calibri"/>
+          <w:b w:val="0"/>
+          <w:sz w:val="18"/>
+        </w:rPr>
         <w:tab/>
         <w:t>Oracle SQL · RestAssured API · Postman</w:t>
       </w:r>
     </w:p>
     <w:p>
+      <w:pPr>
+        <w:tabs>
+          <w:tab w:pos="2448" w:val="left"/>
+        </w:tabs>
+        <w:spacing w:before="0" w:after="20"/>
+      </w:pPr>
       <w:r>
+        <w:rPr>
+          <w:rFonts w:ascii="Calibri" w:hAnsi="Calibri"/>
+          <w:b/>
+          <w:color w:val="1B3A5C"/>
+          <w:sz w:val="18"/>
+        </w:rPr>
         <w:t>Functional Skills:</w:t>
+      </w:r>
+      <w:r>
+        <w:rPr>
+          <w:rFonts w:ascii="Calibri" w:hAnsi="Calibri"/>
+          <w:b w:val="0"/>
+          <w:sz w:val="18"/>
+        </w:rPr>
         <w:tab/>
         <w:t>Stakeholder Management · Requirement Analysis · Data Quality Assurance · Process Optimization · Release Management · Shift-Left Testing</w:t>
       </w:r>
     </w:p>
     <w:p>
       <w:pPr>
-        <w:pStyle w:val="Heading1"/>
+        <w:spacing w:before="160" w:after="60"/>
+        <w:pBdr>
+          <w:bottom w:val="single" w:sz="4" w:space="1" w:color="1B3A5C"/>
+        </w:pBdr>
       </w:pPr>
       <w:r>
-        <w:t xml:space="preserve"> PROFESSIONAL EXPERIENCE</w:t>
+        <w:rPr>
+          <w:rFonts w:ascii="Calibri" w:hAnsi="Calibri"/>
+          <w:b/>
+          <w:color w:val="1B3A5C"/>
+          <w:sz w:val="22"/>
+        </w:rPr>
+        <w:t>PROFESSIONAL EXPERIENCE</w:t>
       </w:r>
     </w:p>
     <w:p>
+      <w:pPr>
+        <w:tabs>
+          <w:tab w:pos="9072" w:val="right"/>
+        </w:tabs>
+        <w:spacing w:before="120" w:after="0"/>
+      </w:pPr>
       <w:r>
         <w:rPr>
+          <w:rFonts w:ascii="Calibri" w:hAnsi="Calibri"/>
           <w:b/>
+          <w:color w:val="1F5C96"/>
+          <w:sz w:val="21"/>
         </w:rPr>
         <w:t>QA Automation Engineer  |  Tata Consultancy Services</w:t>
       </w:r>
       <w:r>
+        <w:rPr>
+          <w:rFonts w:ascii="Calibri" w:hAnsi="Calibri"/>
+          <w:b/>
+          <w:color w:val="1F5C96"/>
+          <w:sz w:val="18"/>
+        </w:rPr>
         <w:tab/>
         <w:t>Apr 2023 – Apr 2026</w:t>
       </w:r>
     </w:p>
     <w:p>
+      <w:pPr>
+        <w:spacing w:before="0" w:after="40"/>
+      </w:pPr>
       <w:r>
+        <w:rPr>
+          <w:rFonts w:ascii="Calibri" w:hAnsi="Calibri"/>
+          <w:b w:val="0"/>
+          <w:color w:val="111111"/>
+          <w:sz w:val="17"/>
+        </w:rPr>
         <w:t>Global Banking and Financial Institution | EU Client</w:t>
       </w:r>
     </w:p>
     <w:p>
+      <w:pPr>
+        <w:spacing w:before="0" w:after="20"/>
+      </w:pPr>
       <w:r>
-        <w:t>▸ SRE Collaboration &amp; Defect Reduction: scheduled and hosted targeted calls with SRE teams to explain release objectives and user stories prior to deployment, successfully identifying critical bottleneck areas which directly reduced defect leakage.</w:t>
+        <w:rPr>
+          <w:rFonts w:ascii="Calibri" w:hAnsi="Calibri"/>
+          <w:b w:val="0"/>
+          <w:sz w:val="18"/>
+        </w:rPr>
+        <w:t>▸ Developed and maintained scalable automation frameworks using Java Selenium and TypeScript Playwright, improving overall execution efficiency by 20 percent.</w:t>
       </w:r>
     </w:p>
     <w:p>
+      <w:pPr>
+        <w:spacing w:before="0" w:after="20"/>
+      </w:pPr>
       <w:r>
-        <w:t>▸ CI/CD and Cloud Orchestration: implemented CI/CD pipelines and ran scheduled automation regression test builds via Jenkins while provisioning underlying test environments using Terraform and AWS to maintain high availability.</w:t>
+        <w:rPr>
+          <w:rFonts w:ascii="Calibri" w:hAnsi="Calibri"/>
+          <w:b w:val="0"/>
+          <w:sz w:val="18"/>
+        </w:rPr>
+        <w:t>▸ Translated business needs into technical testing strategies by working closely with product owners and crossfunctional teams.</w:t>
       </w:r>
     </w:p>
     <w:p>
+      <w:pPr>
+        <w:spacing w:before="0" w:after="20"/>
+      </w:pPr>
       <w:r>
-        <w:t>▸ Framework Development: migrated a Selenium-Java framework to Playwright TypeScript for credit limit and rating analysis end-to-end workflows within a microservices architecture, boosting execution efficiency by 20%.</w:t>
+        <w:rPr>
+          <w:rFonts w:ascii="Calibri" w:hAnsi="Calibri"/>
+          <w:b w:val="0"/>
+          <w:sz w:val="18"/>
+        </w:rPr>
+        <w:t>▸ Built automated CI/CD pipelines and managed cloud infrastructure using AWS, Terraform, and Docker to ensure smooth deployments.</w:t>
       </w:r>
     </w:p>
     <w:p>
+      <w:pPr>
+        <w:spacing w:before="0" w:after="20"/>
+      </w:pPr>
       <w:r>
-        <w:t>▸ Backend Validation: executed complex Oracle SQL queries to validate massive datasets and ensure strict data integrity across backend credit risk workflows.</w:t>
+        <w:rPr>
+          <w:rFonts w:ascii="Calibri" w:hAnsi="Calibri"/>
+          <w:b w:val="0"/>
+          <w:sz w:val="18"/>
+        </w:rPr>
+        <w:t>▸ Streamlined test script generation and deployment processes by utilizing AI tools like Gemini Code Assist to improve delivery speed.</w:t>
       </w:r>
     </w:p>
     <w:p>
-      <w:r>
-        <w:t>▸ Test Coverage: integrated Sealights to fetch comprehensive test coverage reports and utilized Allure reports to visualize test health.</w:t>
-      </w:r>
-    </w:p>
-    <w:p>
-      <w:r>
-        <w:t>▸ AI Tool Deployment: streamlined complex test generation and deployment scripts utilizing AI tools like Gemini Code Assist.</w:t>
-      </w:r>
-    </w:p>
-    <w:p>
+      <w:pPr>
+        <w:tabs>
+          <w:tab w:pos="9072" w:val="right"/>
+        </w:tabs>
+        <w:spacing w:before="120" w:after="0"/>
+      </w:pPr>
       <w:r>
         <w:rPr>
+          <w:rFonts w:ascii="Calibri" w:hAnsi="Calibri"/>
           <w:b/>
+          <w:color w:val="1F5C96"/>
+          <w:sz w:val="21"/>
         </w:rPr>
         <w:t>Test Analyst  |  Infosys Limited</w:t>
       </w:r>
       <w:r>
+        <w:rPr>
+          <w:rFonts w:ascii="Calibri" w:hAnsi="Calibri"/>
+          <w:b/>
+          <w:color w:val="1F5C96"/>
+          <w:sz w:val="18"/>
+        </w:rPr>
         <w:tab/>
         <w:t>Mar 2021 – Mar 2023</w:t>
       </w:r>
     </w:p>
     <w:p>
+      <w:pPr>
+        <w:spacing w:before="0" w:after="40"/>
+      </w:pPr>
       <w:r>
+        <w:rPr>
+          <w:rFonts w:ascii="Calibri" w:hAnsi="Calibri"/>
+          <w:b w:val="0"/>
+          <w:color w:val="111111"/>
+          <w:sz w:val="17"/>
+        </w:rPr>
         <w:t>Global Retail Banking | US Client</w:t>
       </w:r>
     </w:p>
     <w:p>
+      <w:pPr>
+        <w:spacing w:before="0" w:after="20"/>
+      </w:pPr>
       <w:r>
-        <w:t>▸ Greenfield Automation: created a Test Automation framework from scratch to test payment processing systems (CitiFT, GPP, IP, Isochaps, Volpay) utilizing Java Selenium on a BDD Cucumber Framework.</w:t>
+        <w:rPr>
+          <w:rFonts w:ascii="Calibri" w:hAnsi="Calibri"/>
+          <w:b w:val="0"/>
+          <w:sz w:val="18"/>
+        </w:rPr>
+        <w:t>▸ Greenfield Automation: built a Test Automation framework from scratch for payment processing systems using Java Selenium on BDD Cucumber.</w:t>
       </w:r>
     </w:p>
     <w:p>
+      <w:pPr>
+        <w:spacing w:before="0" w:after="20"/>
+      </w:pPr>
       <w:r>
-        <w:t>▸ Containerization and Config: containerized test environments using Docker and implemented configured Puppet Infrastructure for the QA environment.</w:t>
+        <w:rPr>
+          <w:rFonts w:ascii="Calibri" w:hAnsi="Calibri"/>
+          <w:b w:val="0"/>
+          <w:sz w:val="18"/>
+        </w:rPr>
+        <w:t>▸ Containerization: containerized test environments using Docker and configured Puppet Infrastructure for QA.</w:t>
       </w:r>
     </w:p>
     <w:p>
-      <w:r>
-        <w:t>▸ Continuous Validation: performed comprehensive exploratory testing alongside automated smoke testing and sanity runs on deployment builds to ensure rapid feedback cycles and high release stability.</w:t>
-      </w:r>
-    </w:p>
-    <w:p>
-      <w:r>
-        <w:t>▸ Defect Management: managed defect tracking on JIRA and maintained HP ALM with updated information to ensure alignment with business requirements.</w:t>
-      </w:r>
-    </w:p>
-    <w:p>
+      <w:pPr>
+        <w:tabs>
+          <w:tab w:pos="9072" w:val="right"/>
+        </w:tabs>
+        <w:spacing w:before="120" w:after="0"/>
+      </w:pPr>
       <w:r>
         <w:rPr>
+          <w:rFonts w:ascii="Calibri" w:hAnsi="Calibri"/>
           <w:b/>
+          <w:color w:val="1F5C96"/>
+          <w:sz w:val="21"/>
         </w:rPr>
         <w:t>System Engineer  |  Infosys Limited</w:t>
       </w:r>
       <w:r>
+        <w:rPr>
+          <w:rFonts w:ascii="Calibri" w:hAnsi="Calibri"/>
+          <w:b/>
+          <w:color w:val="1F5C96"/>
+          <w:sz w:val="18"/>
+        </w:rPr>
         <w:tab/>
         <w:t>Oct 2017 – Feb 2021</w:t>
       </w:r>
     </w:p>
     <w:p>
+      <w:pPr>
+        <w:spacing w:before="0" w:after="40"/>
+      </w:pPr>
       <w:r>
+        <w:rPr>
+          <w:rFonts w:ascii="Calibri" w:hAnsi="Calibri"/>
+          <w:b w:val="0"/>
+          <w:color w:val="111111"/>
+          <w:sz w:val="17"/>
+        </w:rPr>
         <w:t>Global Healthcare (US Client) | E-Commerce (UK Client)</w:t>
       </w:r>
     </w:p>
     <w:p>
+      <w:pPr>
+        <w:spacing w:before="0" w:after="20"/>
+      </w:pPr>
       <w:r>
-        <w:t>▸ Workflow Automation: automated redundant operational tasks using Selenium to execute comprehensive cross-browser testing across various e-commerce client websites.</w:t>
-      </w:r>
-    </w:p>
-    <w:p>
-      <w:r>
-        <w:t>▸ Process Optimization: documented over 15 Standard Operating Procedures (SOPs), successfully increasing overall team efficiency by 30%.</w:t>
-      </w:r>
-    </w:p>
-    <w:p>
-      <w:r>
-        <w:t>▸ Service Reporting: contributed directly to service reporting (WSR), incident management, and analyzed ServiceNow dumps for the PMO team.</w:t>
+        <w:rPr>
+          <w:rFonts w:ascii="Calibri" w:hAnsi="Calibri"/>
+          <w:b w:val="0"/>
+          <w:sz w:val="18"/>
+        </w:rPr>
+        <w:t>▸ Workflow Automation: automated cross-browser testing with Selenium across e-commerce client websites.</w:t>
       </w:r>
     </w:p>
     <w:p>
       <w:pPr>
-        <w:pStyle w:val="Heading1"/>
+        <w:spacing w:before="0" w:after="20"/>
       </w:pPr>
       <w:r>
-        <w:t xml:space="preserve"> EDUCATION &amp; CERTIFICATIONS</w:t>
+        <w:rPr>
+          <w:rFonts w:ascii="Calibri" w:hAnsi="Calibri"/>
+          <w:b w:val="0"/>
+          <w:sz w:val="18"/>
+        </w:rPr>
+        <w:t>▸ Process Optimization: documented 15+ SOPs, increasing team efficiency by 30%.</w:t>
       </w:r>
     </w:p>
     <w:p>
+      <w:pPr>
+        <w:spacing w:before="160" w:after="60"/>
+        <w:pBdr>
+          <w:bottom w:val="single" w:sz="4" w:space="1" w:color="1B3A5C"/>
+        </w:pBdr>
+      </w:pPr>
       <w:r>
+        <w:rPr>
+          <w:rFonts w:ascii="Calibri" w:hAnsi="Calibri"/>
+          <w:b/>
+          <w:color w:val="1B3A5C"/>
+          <w:sz w:val="22"/>
+        </w:rPr>
+        <w:t>EDUCATION &amp; CERTIFICATIONS</w:t>
+      </w:r>
+    </w:p>
+    <w:p>
+      <w:pPr>
+        <w:tabs>
+          <w:tab w:pos="2880" w:val="left"/>
+        </w:tabs>
+        <w:spacing w:before="0" w:after="20"/>
+      </w:pPr>
+      <w:r>
+        <w:rPr>
+          <w:rFonts w:ascii="Calibri" w:hAnsi="Calibri"/>
+          <w:b/>
+          <w:color w:val="1B3A5C"/>
+          <w:sz w:val="18"/>
+        </w:rPr>
         <w:t>Bachelor of Engineering:</w:t>
+      </w:r>
+      <w:r>
+        <w:rPr>
+          <w:rFonts w:ascii="Calibri" w:hAnsi="Calibri"/>
+          <w:b w:val="0"/>
+          <w:sz w:val="18"/>
+        </w:rPr>
         <w:tab/>
         <w:t>Computer Science (HBO) · Chitkara University, India · 2013–2017</w:t>
       </w:r>
     </w:p>
     <w:p>
+      <w:pPr>
+        <w:tabs>
+          <w:tab w:pos="2880" w:val="left"/>
+        </w:tabs>
+        <w:spacing w:before="0" w:after="20"/>
+      </w:pPr>
       <w:r>
+        <w:rPr>
+          <w:rFonts w:ascii="Calibri" w:hAnsi="Calibri"/>
+          <w:b/>
+          <w:color w:val="1B3A5C"/>
+          <w:sz w:val="18"/>
+        </w:rPr>
         <w:t>ISTQB CTFL:</w:t>
+      </w:r>
+      <w:r>
+        <w:rPr>
+          <w:rFonts w:ascii="Calibri" w:hAnsi="Calibri"/>
+          <w:b w:val="0"/>
+          <w:sz w:val="18"/>
+        </w:rPr>
         <w:tab/>
         <w:t>Foundation Level – Software Testing</w:t>
       </w:r>
     </w:p>
     <w:p>
+      <w:pPr>
+        <w:tabs>
+          <w:tab w:pos="2880" w:val="left"/>
+        </w:tabs>
+        <w:spacing w:before="0" w:after="20"/>
+      </w:pPr>
       <w:r>
+        <w:rPr>
+          <w:rFonts w:ascii="Calibri" w:hAnsi="Calibri"/>
+          <w:b/>
+          <w:color w:val="1B3A5C"/>
+          <w:sz w:val="18"/>
+        </w:rPr>
         <w:t>ISTQB CTFL-AT:</w:t>
+      </w:r>
+      <w:r>
+        <w:rPr>
+          <w:rFonts w:ascii="Calibri" w:hAnsi="Calibri"/>
+          <w:b w:val="0"/>
+          <w:sz w:val="18"/>
+        </w:rPr>
         <w:tab/>
         <w:t>Agile Testing Extension</w:t>
       </w:r>
     </w:p>
     <w:p>
+      <w:pPr>
+        <w:tabs>
+          <w:tab w:pos="2880" w:val="left"/>
+        </w:tabs>
+        <w:spacing w:before="0" w:after="20"/>
+      </w:pPr>
       <w:r>
+        <w:rPr>
+          <w:rFonts w:ascii="Calibri" w:hAnsi="Calibri"/>
+          <w:b/>
+          <w:color w:val="1B3A5C"/>
+          <w:sz w:val="18"/>
+        </w:rPr>
         <w:t>Microsoft AZ-900:</w:t>
+      </w:r>
+      <w:r>
+        <w:rPr>
+          <w:rFonts w:ascii="Calibri" w:hAnsi="Calibri"/>
+          <w:b w:val="0"/>
+          <w:sz w:val="18"/>
+        </w:rPr>
         <w:tab/>
         <w:t>Azure Fundamentals – Microsoft Certified</w:t>
       </w:r>
     </w:p>
     <w:p>
       <w:pPr>
-        <w:pStyle w:val="Heading1"/>
+        <w:spacing w:before="160" w:after="60"/>
+        <w:pBdr>
+          <w:bottom w:val="single" w:sz="4" w:space="1" w:color="1B3A5C"/>
+        </w:pBdr>
       </w:pPr>
       <w:r>
-        <w:t xml:space="preserve"> RECOGNITION</w:t>
+        <w:rPr>
+          <w:rFonts w:ascii="Calibri" w:hAnsi="Calibri"/>
+          <w:b/>
+          <w:color w:val="1B3A5C"/>
+          <w:sz w:val="22"/>
+        </w:rPr>
+        <w:t>RECOGNITION</w:t>
       </w:r>
     </w:p>
     <w:p>
+      <w:pPr>
+        <w:tabs>
+          <w:tab w:pos="3744" w:val="left"/>
+        </w:tabs>
+        <w:spacing w:before="0" w:after="20"/>
+      </w:pPr>
       <w:r>
+        <w:rPr>
+          <w:rFonts w:ascii="Calibri" w:hAnsi="Calibri"/>
+          <w:b/>
+          <w:color w:val="1B3A5C"/>
+          <w:sz w:val="18"/>
+        </w:rPr>
         <w:t>On-the-Spot Award – TCS (2024):</w:t>
+      </w:r>
+      <w:r>
+        <w:rPr>
+          <w:rFonts w:ascii="Calibri" w:hAnsi="Calibri"/>
+          <w:b w:val="0"/>
+          <w:sz w:val="18"/>
+        </w:rPr>
         <w:tab/>
         <w:t>Exemplary efforts &amp; major contribution in quality reporting</w:t>
       </w:r>
     </w:p>
     <w:p>
+      <w:pPr>
+        <w:tabs>
+          <w:tab w:pos="3744" w:val="left"/>
+        </w:tabs>
+        <w:spacing w:before="0" w:after="20"/>
+      </w:pPr>
       <w:r>
+        <w:rPr>
+          <w:rFonts w:ascii="Calibri" w:hAnsi="Calibri"/>
+          <w:b/>
+          <w:color w:val="1B3A5C"/>
+          <w:sz w:val="18"/>
+        </w:rPr>
         <w:t>Award of Recognition – Infosys (2019):</w:t>
+      </w:r>
+      <w:r>
+        <w:rPr>
+          <w:rFonts w:ascii="Calibri" w:hAnsi="Calibri"/>
+          <w:b w:val="0"/>
+          <w:sz w:val="18"/>
+        </w:rPr>
         <w:tab/>
         <w:t>Outstanding contribution, building partnership with Ricoh</w:t>
       </w:r>
     </w:p>
     <w:p>
+      <w:pPr>
+        <w:tabs>
+          <w:tab w:pos="3744" w:val="left"/>
+        </w:tabs>
+        <w:spacing w:before="0" w:after="20"/>
+      </w:pPr>
       <w:r>
+        <w:rPr>
+          <w:rFonts w:ascii="Calibri" w:hAnsi="Calibri"/>
+          <w:b/>
+          <w:color w:val="1B3A5C"/>
+          <w:sz w:val="18"/>
+        </w:rPr>
         <w:t>Insta Award – Infosys (2018):</w:t>
+      </w:r>
+      <w:r>
+        <w:rPr>
+          <w:rFonts w:ascii="Calibri" w:hAnsi="Calibri"/>
+          <w:b w:val="0"/>
+          <w:sz w:val="18"/>
+        </w:rPr>
         <w:tab/>
         <w:t>Improving service in ALS support area &amp; service reporting</w:t>
       </w:r>
     </w:p>
     <w:sectPr>
       <w:pgSz w:w="12240" w:h="15840"/>
-      <w:pgMar w:top="1440" w:right="1800" w:bottom="1440" w:left="1800" w:header="720" w:footer="720" w:gutter="0"/>
+      <w:pgMar w:top="720" w:right="864" w:bottom="720" w:left="864" w:header="720" w:footer="720" w:gutter="0"/>
       <w:cols w:space="720"/>
       <w:docGrid w:linePitch="360"/>
     </w:sectPr>
@@ -666,6 +1053,10 @@
     <w:name w:val="Normal"/>
     <w:qFormat/>
     <w:rsid w:val="00FC693F"/>
+    <w:rPr>
+      <w:rFonts w:ascii="Calibri" w:hAnsi="Calibri"/>
+      <w:sz w:val="20"/>
+    </w:rPr>
   </w:style>
   <w:style w:type="paragraph" w:styleId="Header">
     <w:name w:val="header"/>
